--- a/地理資訊視覺化GIS HW1.docx
+++ b/地理資訊視覺化GIS HW1.docx
@@ -64,109 +64,109 @@
       </w:r>
     </w:p>
     <w:p>
-      <w:pPr>
-        <w:spacing w:line="240" w:lineRule="auto"/>
+      <w:r>
+        <w:t>我選擇</w:t>
+      </w:r>
+      <w:r>
+        <w:t xml:space="preserve"> Seaborn </w:t>
+      </w:r>
+      <w:r>
+        <w:t>作為這次進階挑戰的工具，主要有以下幾個理由：</w:t>
+      </w:r>
+      <w:r>
+        <w:br/>
+      </w:r>
+      <w:r>
         <w:rPr>
-          <w:rFonts w:ascii="微軟正黑體" w:eastAsia="微軟正黑體" w:hAnsi="微軟正黑體"/>
-        </w:rPr>
-      </w:pPr>
-      <w:r>
-        <w:rPr>
-          <w:rFonts w:ascii="微軟正黑體" w:eastAsia="微軟正黑體" w:hAnsi="微軟正黑體"/>
-        </w:rPr>
-        <w:t>我選擇 Seaborn 作為這次進階挑戰的工具，主要有以下幾個理由：</w:t>
-      </w:r>
-      <w:r>
-        <w:rPr>
-          <w:rFonts w:ascii="微軟正黑體" w:eastAsia="微軟正黑體" w:hAnsi="微軟正黑體"/>
-        </w:rPr>
-        <w:br/>
-      </w:r>
-      <w:r>
-        <w:rPr>
-          <w:rFonts w:ascii="微軟正黑體" w:eastAsia="微軟正黑體" w:hAnsi="微軟正黑體" w:hint="eastAsia"/>
+          <w:rFonts w:hint="eastAsia"/>
         </w:rPr>
         <w:t>1.</w:t>
       </w:r>
       <w:r>
         <w:rPr>
-          <w:rFonts w:ascii="微軟正黑體" w:eastAsia="微軟正黑體" w:hAnsi="微軟正黑體"/>
           <w:b/>
           <w:bCs/>
         </w:rPr>
         <w:t>簡單易用</w:t>
       </w:r>
       <w:r>
+        <w:t>：</w:t>
+      </w:r>
+      <w:r>
+        <w:t xml:space="preserve">Seaborn </w:t>
+      </w:r>
+      <w:r>
+        <w:t>在語法設計上比</w:t>
+      </w:r>
+      <w:r>
+        <w:t xml:space="preserve"> Matplotlib </w:t>
+      </w:r>
+      <w:r>
+        <w:t>更簡潔，尤其是在繪製統計圖（如分布圖、熱力圖、箱型圖）時，只需要很少的程式碼就能完成美觀的輸出。</w:t>
+      </w:r>
+      <w:r>
+        <w:br/>
+      </w:r>
+      <w:r>
         <w:rPr>
-          <w:rFonts w:ascii="微軟正黑體" w:eastAsia="微軟正黑體" w:hAnsi="微軟正黑體"/>
-        </w:rPr>
-        <w:t>：Seaborn 在語法設計上比 Matplotlib 更簡潔，尤其是在繪製統計圖（如分布圖、熱力圖、箱型圖）時，只需要很少的程式碼就能完成美觀的輸出。</w:t>
-      </w:r>
-      <w:r>
-        <w:rPr>
-          <w:rFonts w:ascii="微軟正黑體" w:eastAsia="微軟正黑體" w:hAnsi="微軟正黑體"/>
-        </w:rPr>
-        <w:br/>
-      </w:r>
-      <w:r>
-        <w:rPr>
-          <w:rFonts w:ascii="微軟正黑體" w:eastAsia="微軟正黑體" w:hAnsi="微軟正黑體" w:hint="eastAsia"/>
+          <w:rFonts w:hint="eastAsia"/>
         </w:rPr>
         <w:t>2.</w:t>
       </w:r>
       <w:r>
         <w:rPr>
-          <w:rFonts w:ascii="微軟正黑體" w:eastAsia="微軟正黑體" w:hAnsi="微軟正黑體"/>
           <w:b/>
           <w:bCs/>
         </w:rPr>
         <w:t>適合教育數據</w:t>
       </w:r>
       <w:r>
+        <w:t>：教育大數據裡常見的問題是要比較班級、科目、學生群體之間的分布與相關性，</w:t>
+      </w:r>
+      <w:r>
+        <w:t xml:space="preserve">Seaborn </w:t>
+      </w:r>
+      <w:r>
+        <w:t>特別擅長呈現這類統計關係（例如</w:t>
+      </w:r>
+      <w:r>
+        <w:t xml:space="preserve"> </w:t>
+      </w:r>
+      <w:proofErr w:type="spellStart"/>
+      <w:r>
+        <w:t>pairplot</w:t>
+      </w:r>
+      <w:proofErr w:type="spellEnd"/>
+      <w:r>
+        <w:t>, heatmap</w:t>
+      </w:r>
+      <w:r>
+        <w:t>）。</w:t>
+      </w:r>
+      <w:r>
+        <w:br/>
+      </w:r>
+      <w:r>
         <w:rPr>
-          <w:rFonts w:ascii="微軟正黑體" w:eastAsia="微軟正黑體" w:hAnsi="微軟正黑體"/>
-        </w:rPr>
-        <w:t xml:space="preserve">：教育大數據裡常見的問題是要比較班級、科目、學生群體之間的分布與相關性，Seaborn 特別擅長呈現這類統計關係（例如 </w:t>
-      </w:r>
-      <w:proofErr w:type="spellStart"/>
-      <w:r>
-        <w:rPr>
-          <w:rFonts w:ascii="微軟正黑體" w:eastAsia="微軟正黑體" w:hAnsi="微軟正黑體"/>
-        </w:rPr>
-        <w:t>pairplot</w:t>
-      </w:r>
-      <w:proofErr w:type="spellEnd"/>
-      <w:r>
-        <w:rPr>
-          <w:rFonts w:ascii="微軟正黑體" w:eastAsia="微軟正黑體" w:hAnsi="微軟正黑體"/>
-        </w:rPr>
-        <w:t>, heatmap）。</w:t>
-      </w:r>
-      <w:r>
-        <w:rPr>
-          <w:rFonts w:ascii="微軟正黑體" w:eastAsia="微軟正黑體" w:hAnsi="微軟正黑體"/>
-        </w:rPr>
-        <w:br/>
-      </w:r>
-      <w:r>
-        <w:rPr>
-          <w:rFonts w:ascii="微軟正黑體" w:eastAsia="微軟正黑體" w:hAnsi="微軟正黑體" w:hint="eastAsia"/>
+          <w:rFonts w:hint="eastAsia"/>
         </w:rPr>
         <w:t>3.</w:t>
       </w:r>
       <w:r>
         <w:rPr>
-          <w:rFonts w:ascii="微軟正黑體" w:eastAsia="微軟正黑體" w:hAnsi="微軟正黑體"/>
           <w:b/>
           <w:bCs/>
         </w:rPr>
         <w:t>視覺效果好</w:t>
       </w:r>
       <w:r>
-        <w:rPr>
-          <w:rFonts w:ascii="微軟正黑體" w:eastAsia="微軟正黑體" w:hAnsi="微軟正黑體"/>
-        </w:rPr>
-        <w:t>：Seaborn 預設配色和設計讓圖表更美觀、專業，這對作業展示和說服力是加分的。</w:t>
+        <w:t>：</w:t>
+      </w:r>
+      <w:r>
+        <w:t xml:space="preserve">Seaborn </w:t>
+      </w:r>
+      <w:r>
+        <w:t>預設配色和設計讓圖表更美觀、專業，這對作業展示和說服力是加分的。</w:t>
       </w:r>
     </w:p>
     <w:p>
@@ -178,56 +178,205 @@
       </w:r>
     </w:p>
     <w:p>
-      <w:pPr>
-        <w:spacing w:line="240" w:lineRule="auto"/>
-        <w:rPr>
-          <w:rFonts w:ascii="微軟正黑體" w:eastAsia="微軟正黑體" w:hAnsi="微軟正黑體"/>
-        </w:rPr>
-      </w:pPr>
-      <w:r>
-        <w:rPr>
-          <w:rFonts w:ascii="微軟正黑體" w:eastAsia="微軟正黑體" w:hAnsi="微軟正黑體"/>
-        </w:rPr>
-        <w:t>在這次作業中，我專注於 Seaborn，沒有額外嘗試 Matplotlib、</w:t>
+      <w:r>
+        <w:t>在這次作業中，我專注於</w:t>
+      </w:r>
+      <w:r>
+        <w:t xml:space="preserve"> Seaborn</w:t>
+      </w:r>
+      <w:r>
+        <w:t>，沒有額外嘗試</w:t>
+      </w:r>
+      <w:r>
+        <w:t xml:space="preserve"> Matplotlib</w:t>
+      </w:r>
+      <w:r>
+        <w:t>、</w:t>
       </w:r>
       <w:proofErr w:type="spellStart"/>
       <w:r>
-        <w:rPr>
-          <w:rFonts w:ascii="微軟正黑體" w:eastAsia="微軟正黑體" w:hAnsi="微軟正黑體"/>
-        </w:rPr>
         <w:t>Plotly</w:t>
       </w:r>
       <w:proofErr w:type="spellEnd"/>
       <w:r>
-        <w:rPr>
-          <w:rFonts w:ascii="微軟正黑體" w:eastAsia="微軟正黑體" w:hAnsi="微軟正黑體"/>
-        </w:rPr>
-        <w:t>、Altair，主要原因是時間有限，而且 Seaborn 已經能滿足大部分需求。</w:t>
-      </w:r>
-      <w:r>
-        <w:rPr>
-          <w:rFonts w:ascii="微軟正黑體" w:eastAsia="微軟正黑體" w:hAnsi="微軟正黑體"/>
-        </w:rPr>
+        <w:t>、</w:t>
+      </w:r>
+      <w:r>
+        <w:t>Altair</w:t>
+      </w:r>
+      <w:r>
+        <w:t>，主要原因是時間有限，而且</w:t>
+      </w:r>
+      <w:r>
+        <w:t xml:space="preserve"> Seaborn </w:t>
+      </w:r>
+      <w:r>
+        <w:t>已經能滿足大部分需求。</w:t>
+      </w:r>
+      <w:r>
         <w:br/>
-        <w:t>另外，Seaborn 是建立在 Matplotlib 之上，等於結合了 Matplotlib 的穩定性與更強的高階封裝，所以我優先選擇它。</w:t>
+      </w:r>
+      <w:r>
+        <w:t>另外，</w:t>
+      </w:r>
+      <w:r>
+        <w:t xml:space="preserve">Seaborn </w:t>
+      </w:r>
+      <w:r>
+        <w:t>是建立在</w:t>
+      </w:r>
+      <w:r>
+        <w:t xml:space="preserve"> Matplotlib </w:t>
+      </w:r>
+      <w:r>
+        <w:t>之上，等於結合了</w:t>
+      </w:r>
+      <w:r>
+        <w:t xml:space="preserve"> Matplotlib </w:t>
+      </w:r>
+      <w:r>
+        <w:t>的穩定性與更強的高階封裝，所以我優先選擇它。</w:t>
       </w:r>
     </w:p>
     <w:p>
       <w:pPr>
-        <w:spacing w:line="240" w:lineRule="auto"/>
         <w:rPr>
-          <w:rFonts w:ascii="微軟正黑體" w:eastAsia="微軟正黑體" w:hAnsi="微軟正黑體"/>
+          <w:rFonts w:hint="eastAsia"/>
+        </w:rPr>
+      </w:pPr>
+    </w:p>
+    <w:p>
+      <w:pPr>
+        <w:pStyle w:val="ae"/>
+      </w:pPr>
+      <w:proofErr w:type="spellStart"/>
+      <w:r>
+        <w:t>Streamlit</w:t>
+      </w:r>
+      <w:proofErr w:type="spellEnd"/>
+      <w:r>
+        <w:rPr>
+          <w:rFonts w:hint="eastAsia"/>
+        </w:rPr>
+        <w:t>連結：</w:t>
+      </w:r>
+    </w:p>
+    <w:p>
+      <w:pPr>
+        <w:pStyle w:val="ae"/>
+      </w:pPr>
+      <w:hyperlink r:id="rId6" w:history="1">
+        <w:r>
+          <w:rPr>
+            <w:rStyle w:val="af3"/>
+          </w:rPr>
+          <w:t>https://education-big-datadata-visualization-5rulznqrpwy9doppzxyv7z.streamlit.app/</w:t>
+        </w:r>
+      </w:hyperlink>
+    </w:p>
+    <w:p>
+      <w:pPr>
+        <w:pStyle w:val="ae"/>
+      </w:pPr>
+    </w:p>
+    <w:p>
+      <w:pPr>
+        <w:pStyle w:val="ae"/>
+      </w:pPr>
+      <w:proofErr w:type="spellStart"/>
+      <w:r>
+        <w:rPr>
+          <w:rFonts w:hint="eastAsia"/>
+        </w:rPr>
+        <w:t>Github</w:t>
+      </w:r>
+      <w:proofErr w:type="spellEnd"/>
+      <w:r>
+        <w:rPr>
+          <w:rFonts w:hint="eastAsia"/>
+        </w:rPr>
+        <w:t>連結：</w:t>
+      </w:r>
+    </w:p>
+    <w:p>
+      <w:pPr>
+        <w:pStyle w:val="ae"/>
+      </w:pPr>
+      <w:hyperlink r:id="rId7" w:history="1">
+        <w:r>
+          <w:rPr>
+            <w:rStyle w:val="af3"/>
+          </w:rPr>
+          <w:t>https://github.com/faya0930/Education-Big-Data_Data-Visualization</w:t>
+        </w:r>
+      </w:hyperlink>
+    </w:p>
+    <w:p>
+      <w:pPr>
+        <w:pStyle w:val="ae"/>
+        <w:rPr>
+          <w:rFonts w:hint="eastAsia"/>
         </w:rPr>
       </w:pPr>
     </w:p>
     <w:sectPr>
       <w:pgSz w:w="11906" w:h="16838"/>
-      <w:pgMar w:top="1440" w:right="1800" w:bottom="1440" w:left="1800" w:header="851" w:footer="992" w:gutter="0"/>
+      <w:pgMar w:top="1440" w:right="1080" w:bottom="1440" w:left="1080" w:header="851" w:footer="992" w:gutter="0"/>
       <w:cols w:space="425"/>
       <w:docGrid w:type="lines" w:linePitch="360"/>
     </w:sectPr>
   </w:body>
 </w:document>
+</file>
+
+<file path=word/endnotes.xml><?xml version="1.0" encoding="utf-8"?>
+<w:endnotes xmlns:wpc="http://schemas.microsoft.com/office/word/2010/wordprocessingCanvas" xmlns:cx="http://schemas.microsoft.com/office/drawing/2014/chartex" xmlns:cx1="http://schemas.microsoft.com/office/drawing/2015/9/8/chartex" xmlns:cx2="http://schemas.microsoft.com/office/drawing/2015/10/21/chartex" xmlns:cx3="http://schemas.microsoft.com/office/drawing/2016/5/9/chartex" xmlns:cx4="http://schemas.microsoft.com/office/drawing/2016/5/10/chartex" xmlns:cx5="http://schemas.microsoft.com/office/drawing/2016/5/11/chartex" xmlns:cx6="http://schemas.microsoft.com/office/drawing/2016/5/12/chartex" xmlns:cx7="http://schemas.microsoft.com/office/drawing/2016/5/13/chartex" xmlns:cx8="http://schemas.microsoft.com/office/drawing/2016/5/14/chartex" xmlns:mc="http://schemas.openxmlformats.org/markup-compatibility/2006" xmlns:aink="http://schemas.microsoft.com/office/drawing/2016/ink" xmlns:am3d="http://schemas.microsoft.com/office/drawing/2017/model3d" xmlns:o="urn:schemas-microsoft-com:office:office" xmlns:oel="http://schemas.microsoft.com/office/2019/extlst" xmlns:r="http://schemas.openxmlformats.org/officeDocument/2006/relationships" xmlns:m="http://schemas.openxmlformats.org/officeDocument/2006/math" xmlns:v="urn:schemas-microsoft-com:vml" xmlns:wp14="http://schemas.microsoft.com/office/word/2010/wordprocessingDrawing" xmlns:wp="http://schemas.openxmlformats.org/drawingml/2006/wordprocessingDrawing" xmlns:w10="urn:schemas-microsoft-com:office:word" xmlns:w="http://schemas.openxmlformats.org/wordprocessingml/2006/main" xmlns:w14="http://schemas.microsoft.com/office/word/2010/wordml" xmlns:w15="http://schemas.microsoft.com/office/word/2012/wordml" xmlns:w16cex="http://schemas.microsoft.com/office/word/2018/wordml/cex" xmlns:w16cid="http://schemas.microsoft.com/office/word/2016/wordml/cid" xmlns:w16="http://schemas.microsoft.com/office/word/2018/wordml" xmlns:w16du="http://schemas.microsoft.com/office/word/2023/wordml/word16du" xmlns:w16sdtdh="http://schemas.microsoft.com/office/word/2020/wordml/sdtdatahash" xmlns:w16sdtfl="http://schemas.microsoft.com/office/word/2024/wordml/sdtformatlock" xmlns:w16se="http://schemas.microsoft.com/office/word/2015/wordml/symex" xmlns:wpg="http://schemas.microsoft.com/office/word/2010/wordprocessingGroup" xmlns:wpi="http://schemas.microsoft.com/office/word/2010/wordprocessingInk" xmlns:wne="http://schemas.microsoft.com/office/word/2006/wordml" xmlns:wps="http://schemas.microsoft.com/office/word/2010/wordprocessingShape" mc:Ignorable="w14 w15 w16se w16cid w16 w16cex w16sdtdh w16sdtfl w16du wp14">
+  <w:endnote w:type="separator" w:id="-1">
+    <w:p>
+      <w:pPr>
+        <w:spacing w:after="0" w:line="240" w:lineRule="auto"/>
+      </w:pPr>
+      <w:r>
+        <w:separator/>
+      </w:r>
+    </w:p>
+  </w:endnote>
+  <w:endnote w:type="continuationSeparator" w:id="0">
+    <w:p>
+      <w:pPr>
+        <w:spacing w:after="0" w:line="240" w:lineRule="auto"/>
+      </w:pPr>
+      <w:r>
+        <w:continuationSeparator/>
+      </w:r>
+    </w:p>
+  </w:endnote>
+</w:endnotes>
+</file>
+
+<file path=word/footnotes.xml><?xml version="1.0" encoding="utf-8"?>
+<w:footnotes xmlns:wpc="http://schemas.microsoft.com/office/word/2010/wordprocessingCanvas" xmlns:cx="http://schemas.microsoft.com/office/drawing/2014/chartex" xmlns:cx1="http://schemas.microsoft.com/office/drawing/2015/9/8/chartex" xmlns:cx2="http://schemas.microsoft.com/office/drawing/2015/10/21/chartex" xmlns:cx3="http://schemas.microsoft.com/office/drawing/2016/5/9/chartex" xmlns:cx4="http://schemas.microsoft.com/office/drawing/2016/5/10/chartex" xmlns:cx5="http://schemas.microsoft.com/office/drawing/2016/5/11/chartex" xmlns:cx6="http://schemas.microsoft.com/office/drawing/2016/5/12/chartex" xmlns:cx7="http://schemas.microsoft.com/office/drawing/2016/5/13/chartex" xmlns:cx8="http://schemas.microsoft.com/office/drawing/2016/5/14/chartex" xmlns:mc="http://schemas.openxmlformats.org/markup-compatibility/2006" xmlns:aink="http://schemas.microsoft.com/office/drawing/2016/ink" xmlns:am3d="http://schemas.microsoft.com/office/drawing/2017/model3d" xmlns:o="urn:schemas-microsoft-com:office:office" xmlns:oel="http://schemas.microsoft.com/office/2019/extlst" xmlns:r="http://schemas.openxmlformats.org/officeDocument/2006/relationships" xmlns:m="http://schemas.openxmlformats.org/officeDocument/2006/math" xmlns:v="urn:schemas-microsoft-com:vml" xmlns:wp14="http://schemas.microsoft.com/office/word/2010/wordprocessingDrawing" xmlns:wp="http://schemas.openxmlformats.org/drawingml/2006/wordprocessingDrawing" xmlns:w10="urn:schemas-microsoft-com:office:word" xmlns:w="http://schemas.openxmlformats.org/wordprocessingml/2006/main" xmlns:w14="http://schemas.microsoft.com/office/word/2010/wordml" xmlns:w15="http://schemas.microsoft.com/office/word/2012/wordml" xmlns:w16cex="http://schemas.microsoft.com/office/word/2018/wordml/cex" xmlns:w16cid="http://schemas.microsoft.com/office/word/2016/wordml/cid" xmlns:w16="http://schemas.microsoft.com/office/word/2018/wordml" xmlns:w16du="http://schemas.microsoft.com/office/word/2023/wordml/word16du" xmlns:w16sdtdh="http://schemas.microsoft.com/office/word/2020/wordml/sdtdatahash" xmlns:w16sdtfl="http://schemas.microsoft.com/office/word/2024/wordml/sdtformatlock" xmlns:w16se="http://schemas.microsoft.com/office/word/2015/wordml/symex" xmlns:wpg="http://schemas.microsoft.com/office/word/2010/wordprocessingGroup" xmlns:wpi="http://schemas.microsoft.com/office/word/2010/wordprocessingInk" xmlns:wne="http://schemas.microsoft.com/office/word/2006/wordml" xmlns:wps="http://schemas.microsoft.com/office/word/2010/wordprocessingShape" mc:Ignorable="w14 w15 w16se w16cid w16 w16cex w16sdtdh w16sdtfl w16du wp14">
+  <w:footnote w:type="separator" w:id="-1">
+    <w:p>
+      <w:pPr>
+        <w:spacing w:after="0" w:line="240" w:lineRule="auto"/>
+      </w:pPr>
+      <w:r>
+        <w:separator/>
+      </w:r>
+    </w:p>
+  </w:footnote>
+  <w:footnote w:type="continuationSeparator" w:id="0">
+    <w:p>
+      <w:pPr>
+        <w:spacing w:after="0" w:line="240" w:lineRule="auto"/>
+      </w:pPr>
+      <w:r>
+        <w:continuationSeparator/>
+      </w:r>
+    </w:p>
+  </w:footnote>
+</w:footnotes>
 </file>
 
 <file path=word/styles.xml><?xml version="1.0" encoding="utf-8"?>
@@ -1150,6 +1299,89 @@
       <w:spacing w:after="0" w:line="240" w:lineRule="auto"/>
     </w:pPr>
   </w:style>
+  <w:style w:type="paragraph" w:styleId="af">
+    <w:name w:val="header"/>
+    <w:basedOn w:val="a"/>
+    <w:link w:val="af0"/>
+    <w:uiPriority w:val="99"/>
+    <w:unhideWhenUsed/>
+    <w:rsid w:val="00A22482"/>
+    <w:pPr>
+      <w:tabs>
+        <w:tab w:val="center" w:pos="4153"/>
+        <w:tab w:val="right" w:pos="8306"/>
+      </w:tabs>
+      <w:snapToGrid w:val="0"/>
+    </w:pPr>
+    <w:rPr>
+      <w:sz w:val="20"/>
+      <w:szCs w:val="20"/>
+    </w:rPr>
+  </w:style>
+  <w:style w:type="character" w:customStyle="1" w:styleId="af0">
+    <w:name w:val="頁首 字元"/>
+    <w:basedOn w:val="a0"/>
+    <w:link w:val="af"/>
+    <w:uiPriority w:val="99"/>
+    <w:rsid w:val="00A22482"/>
+    <w:rPr>
+      <w:sz w:val="20"/>
+      <w:szCs w:val="20"/>
+    </w:rPr>
+  </w:style>
+  <w:style w:type="paragraph" w:styleId="af1">
+    <w:name w:val="footer"/>
+    <w:basedOn w:val="a"/>
+    <w:link w:val="af2"/>
+    <w:uiPriority w:val="99"/>
+    <w:unhideWhenUsed/>
+    <w:rsid w:val="00A22482"/>
+    <w:pPr>
+      <w:tabs>
+        <w:tab w:val="center" w:pos="4153"/>
+        <w:tab w:val="right" w:pos="8306"/>
+      </w:tabs>
+      <w:snapToGrid w:val="0"/>
+    </w:pPr>
+    <w:rPr>
+      <w:sz w:val="20"/>
+      <w:szCs w:val="20"/>
+    </w:rPr>
+  </w:style>
+  <w:style w:type="character" w:customStyle="1" w:styleId="af2">
+    <w:name w:val="頁尾 字元"/>
+    <w:basedOn w:val="a0"/>
+    <w:link w:val="af1"/>
+    <w:uiPriority w:val="99"/>
+    <w:rsid w:val="00A22482"/>
+    <w:rPr>
+      <w:sz w:val="20"/>
+      <w:szCs w:val="20"/>
+    </w:rPr>
+  </w:style>
+  <w:style w:type="character" w:styleId="af3">
+    <w:name w:val="Hyperlink"/>
+    <w:basedOn w:val="a0"/>
+    <w:uiPriority w:val="99"/>
+    <w:unhideWhenUsed/>
+    <w:rsid w:val="00A22482"/>
+    <w:rPr>
+      <w:color w:val="467886" w:themeColor="hyperlink"/>
+      <w:u w:val="single"/>
+    </w:rPr>
+  </w:style>
+  <w:style w:type="character" w:styleId="af4">
+    <w:name w:val="Unresolved Mention"/>
+    <w:basedOn w:val="a0"/>
+    <w:uiPriority w:val="99"/>
+    <w:semiHidden/>
+    <w:unhideWhenUsed/>
+    <w:rsid w:val="00A22482"/>
+    <w:rPr>
+      <w:color w:val="605E5C"/>
+      <w:shd w:val="clear" w:color="auto" w:fill="E1DFDD"/>
+    </w:rPr>
+  </w:style>
 </w:styles>
 </file>
 
